--- a/downloads/documents/05 Materials/Unit 01/Slides/Slides 01.16 - Unit Price and Comparison Shopping.docx
+++ b/downloads/documents/05 Materials/Unit 01/Slides/Slides 01.16 - Unit Price and Comparison Shopping.docx
@@ -6,9 +6,9 @@
       <w:pPr>
         <w:pStyle w:val="Heading1"/>
       </w:pPr>
-      <w:bookmarkStart w:id="20" w:name="Xf432ee12d8156a41f0d164b9b17c5ef2685e790"/>
-      <w:r>
-        <w:t xml:space="preserve">Slides 01.16: Unit Price and Comparison Shopping</w:t>
+      <w:bookmarkStart w:id="20" w:name="X6ffca51735d632fe51aa13a5ca44ffbd5a78f5f"/>
+      <w:r>
+        <w:t xml:space="preserve">Slides 1.16: Unit Price and Comparison Shopping</w:t>
       </w:r>
       <w:bookmarkEnd w:id="20"/>
     </w:p>
